--- a/ind/docx/14.content.docx
+++ b/ind/docx/14.content.docx
@@ -19,7 +19,7 @@
         <w:rPr>
           <w:lang w:val="id_ID" w:bidi="id_ID"/>
         </w:rPr>
-        <w:t>Resource: Tyndale Open Study Notes</w:t>
+        <w:t>Resource: Aquifer Open Study Notes (Book Intros)</w:t>
       </w:r>
       <w:r>
         <w:rPr>
@@ -112,7 +112,7 @@
         <w:rPr>
           <w:lang w:val="id_ID" w:bidi="id_ID"/>
         </w:rPr>
-        <w:t>Tyndale Open Study Notes</w:t>
+        <w:t>Aquifer Open Study Notes (Book Intros)</w:t>
       </w:r>
     </w:p>
     <w:p>

--- a/ind/docx/14.content.docx
+++ b/ind/docx/14.content.docx
@@ -233,18 +233,12 @@
         </w:rPr>
         <w:t>Kitab 2 Tawarikh memberikan tujuan dan pengharapan kepada orang-orang yang menghadapi masa depan yang tidak pasti. Allah telah berjanji bahwa keturunan Daud akan memiliki kerajaan yang kekal, tetapi orang-orang Yehuda telah diasingkan ke Babel. Bahkan setelah kembali ke Yerusalem, mereka sekarang hidup sebagai bangsa yang tunduk kepada Persia. Yehuda tidak memiliki raja dari keturunan Daud dan tidak ada harapan untuk menjadi kerajaan. Namun, janji Allah adalah pasti, sehingga penulis Kitab Tawarikh mendorong orang-orang Yehuda untuk berharap pada masa depan. Kata-kata Raja Yosafat menangkap semangat Kitab ini: “Dengar, hai Yehuda dan penduduk Yerusalem! Percayalah kepada Tuhan, Allahmu, dan kamu akan tetap teguh! Percayalah kepada nabi-nabi-Nya, dan kamu akan berhasil!” (</w:t>
       </w:r>
-      <w:hyperlink r:id="rId13">
-        <w:r>
-          <w:rPr>
-            <w:lang w:val="id_ID" w:bidi="id_ID"/>
-          </w:rPr>
-          <w:rPr>
-            <w:color w:val="0000EE"/>
-            <w:u w:val="single"/>
-          </w:rPr>
-          <w:t>2Taw. 20:20</w:t>
-        </w:r>
-      </w:hyperlink>
+      <w:r>
+        <w:rPr>
+          <w:lang w:val="id_ID" w:bidi="id_ID"/>
+        </w:rPr>
+        <w:t>2Taw. 20:20</w:t>
+      </w:r>
       <w:r>
         <w:rPr>
           <w:lang w:val="id_ID" w:bidi="id_ID"/>
@@ -327,36 +321,24 @@
         </w:rPr>
         <w:t>Sembilan bab pertama dari Kitab 2 Tawarikh berfokus pada pemerintahan Salomo. Sebagian besar narasi ini berkaitan dengan pembangunan Bait Suci dan penyediaan untuk para imam. Doa Salomo dan respons Allah menjadi pusat dalam catatan Kitab Tawarikh tentang Salomo (</w:t>
       </w:r>
-      <w:hyperlink r:id="rId14">
-        <w:r>
-          <w:rPr>
-            <w:lang w:val="id_ID" w:bidi="id_ID"/>
-          </w:rPr>
-          <w:rPr>
-            <w:color w:val="0000EE"/>
-            <w:u w:val="single"/>
-          </w:rPr>
-          <w:t>2Taw. 6:1–7:22</w:t>
-        </w:r>
-      </w:hyperlink>
+      <w:r>
+        <w:rPr>
+          <w:lang w:val="id_ID" w:bidi="id_ID"/>
+        </w:rPr>
+        <w:t>2Taw. 6:1–7:22</w:t>
+      </w:r>
       <w:r>
         <w:rPr>
           <w:lang w:val="id_ID" w:bidi="id_ID"/>
         </w:rPr>
         <w:t>). Allah menanggapi doa Salomo dalam sebuah penglihatan yang mengartikulasikan perspektif teologis penulis Kitab Tawarikh sendiri (</w:t>
       </w:r>
-      <w:hyperlink r:id="rId15">
-        <w:r>
-          <w:rPr>
-            <w:lang w:val="id_ID" w:bidi="id_ID"/>
-          </w:rPr>
-          <w:rPr>
-            <w:color w:val="0000EE"/>
-            <w:u w:val="single"/>
-          </w:rPr>
-          <w:t>2Taw. 7:12–22</w:t>
-        </w:r>
-      </w:hyperlink>
+      <w:r>
+        <w:rPr>
+          <w:lang w:val="id_ID" w:bidi="id_ID"/>
+        </w:rPr>
+        <w:t>2Taw. 7:12–22</w:t>
+      </w:r>
       <w:r>
         <w:rPr>
           <w:lang w:val="id_ID" w:bidi="id_ID"/>
@@ -377,18 +359,12 @@
         </w:rPr>
         <w:t xml:space="preserve">Setelah mencatat pembagian kerajaan, Kitab Tawarikh hampir sepenuhnya berfokus pada kerajaan selatan, Yehuda. Dia mengaitkan kelangsungan kerajaan dan masa depan Israel dengan dinasti Daud dan Bait Suci di Yerusalem. Namun, keturunan Daud yang memerintah Yehuda tidak selalu menjadi teladan ketaatan. Sementara itu, kerajaan utara, Israel, kadang-kadang melakukan apa yang benar (misalnya, </w:t>
       </w:r>
-      <w:hyperlink r:id="rId16">
-        <w:r>
-          <w:rPr>
-            <w:lang w:val="id_ID" w:bidi="id_ID"/>
-          </w:rPr>
-          <w:rPr>
-            <w:color w:val="0000EE"/>
-            <w:u w:val="single"/>
-          </w:rPr>
-          <w:t>2Taw. 28:5–15</w:t>
-        </w:r>
-      </w:hyperlink>
+      <w:r>
+        <w:rPr>
+          <w:lang w:val="id_ID" w:bidi="id_ID"/>
+        </w:rPr>
+        <w:t>2Taw. 28:5–15</w:t>
+      </w:r>
       <w:r>
         <w:rPr>
           <w:lang w:val="id_ID" w:bidi="id_ID"/>
@@ -421,72 +397,48 @@
         </w:rPr>
         <w:t>muncul sebagai tokoh kecil dalam Kitab Raja-raja (</w:t>
       </w:r>
-      <w:hyperlink r:id="rId17">
-        <w:r>
-          <w:rPr>
-            <w:lang w:val="id_ID" w:bidi="id_ID"/>
-          </w:rPr>
-          <w:rPr>
-            <w:color w:val="0000EE"/>
-            <w:u w:val="single"/>
-          </w:rPr>
-          <w:t>2Raj. 15:1–7</w:t>
-        </w:r>
-      </w:hyperlink>
+      <w:r>
+        <w:rPr>
+          <w:lang w:val="id_ID" w:bidi="id_ID"/>
+        </w:rPr>
+        <w:t>2Raj. 15:1–7</w:t>
+      </w:r>
       <w:r>
         <w:rPr>
           <w:lang w:val="id_ID" w:bidi="id_ID"/>
         </w:rPr>
         <w:t>), meskipun ia adalah raja yang kuat yang memerintah lebih dari lima puluh tahun. Dalam Kitab Tawarikh, Azarya dikenal sebagai seorang reformis dan pembangun terkenal. Demikian pula, meskipun sedikit yang dikatakan tentang Yotam dalam Kitab Raja-raja (</w:t>
       </w:r>
-      <w:hyperlink r:id="rId18">
-        <w:r>
-          <w:rPr>
-            <w:lang w:val="id_ID" w:bidi="id_ID"/>
-          </w:rPr>
-          <w:rPr>
-            <w:color w:val="0000EE"/>
-            <w:u w:val="single"/>
-          </w:rPr>
-          <w:t>2Raj. 15:32–38</w:t>
-        </w:r>
-      </w:hyperlink>
+      <w:r>
+        <w:rPr>
+          <w:lang w:val="id_ID" w:bidi="id_ID"/>
+        </w:rPr>
+        <w:t>2Raj. 15:32–38</w:t>
+      </w:r>
       <w:r>
         <w:rPr>
           <w:lang w:val="id_ID" w:bidi="id_ID"/>
         </w:rPr>
         <w:t>), dalam Kitab Tawarikh pekerjaannya digambarkan secara luas (</w:t>
       </w:r>
-      <w:hyperlink r:id="rId19">
-        <w:r>
-          <w:rPr>
-            <w:lang w:val="id_ID" w:bidi="id_ID"/>
-          </w:rPr>
-          <w:rPr>
-            <w:color w:val="0000EE"/>
-            <w:u w:val="single"/>
-          </w:rPr>
-          <w:t>2Taw. 27:3–4</w:t>
-        </w:r>
-      </w:hyperlink>
+      <w:r>
+        <w:rPr>
+          <w:lang w:val="id_ID" w:bidi="id_ID"/>
+        </w:rPr>
+        <w:t>2Taw. 27:3–4</w:t>
+      </w:r>
       <w:r>
         <w:rPr>
           <w:lang w:val="id_ID" w:bidi="id_ID"/>
         </w:rPr>
         <w:t>). Kitab Tawarikh juga memperluas pemahaman kita tentang Hizkia (</w:t>
       </w:r>
-      <w:hyperlink r:id="rId20">
-        <w:r>
-          <w:rPr>
-            <w:lang w:val="id_ID" w:bidi="id_ID"/>
-          </w:rPr>
-          <w:rPr>
-            <w:color w:val="0000EE"/>
-            <w:u w:val="single"/>
-          </w:rPr>
-          <w:t>2Taw. 29:1–32:33</w:t>
-        </w:r>
-      </w:hyperlink>
+      <w:r>
+        <w:rPr>
+          <w:lang w:val="id_ID" w:bidi="id_ID"/>
+        </w:rPr>
+        <w:t>2Taw. 29:1–32:33</w:t>
+      </w:r>
       <w:r>
         <w:rPr>
           <w:lang w:val="id_ID" w:bidi="id_ID"/>
@@ -507,18 +459,12 @@
         </w:rPr>
         <w:t>Pemerintahan Manasye dan Amon mengikuti (</w:t>
       </w:r>
-      <w:hyperlink r:id="rId21">
-        <w:r>
-          <w:rPr>
-            <w:lang w:val="id_ID" w:bidi="id_ID"/>
-          </w:rPr>
-          <w:rPr>
-            <w:color w:val="0000EE"/>
-            <w:u w:val="single"/>
-          </w:rPr>
-          <w:t>2Taw. 33:1–25</w:t>
-        </w:r>
-      </w:hyperlink>
+      <w:r>
+        <w:rPr>
+          <w:lang w:val="id_ID" w:bidi="id_ID"/>
+        </w:rPr>
+        <w:t>2Taw. 33:1–25</w:t>
+      </w:r>
       <w:r>
         <w:rPr>
           <w:lang w:val="id_ID" w:bidi="id_ID"/>
@@ -539,36 +485,24 @@
         </w:rPr>
         <w:t>Pemerintahan Yosia (</w:t>
       </w:r>
-      <w:hyperlink r:id="rId22">
-        <w:r>
-          <w:rPr>
-            <w:lang w:val="id_ID" w:bidi="id_ID"/>
-          </w:rPr>
-          <w:rPr>
-            <w:color w:val="0000EE"/>
-            <w:u w:val="single"/>
-          </w:rPr>
-          <w:t>2Taw. 34:1–35:27</w:t>
-        </w:r>
-      </w:hyperlink>
+      <w:r>
+        <w:rPr>
+          <w:lang w:val="id_ID" w:bidi="id_ID"/>
+        </w:rPr>
+        <w:t>2Taw. 34:1–35:27</w:t>
+      </w:r>
       <w:r>
         <w:rPr>
           <w:lang w:val="id_ID" w:bidi="id_ID"/>
         </w:rPr>
         <w:t>) berkenan di hadapan Allah. Namun, ketika Yosia meninggal pada tahun 609 Sebelum Masehi, kehancuran Yehuda segera menyusul. Dalam waktu empat tahun, orang Babel memulai serangkaian serangan (605–586 Sebelum Masehi) yang mengakibatkan kehancuran Yerusalem dan Bait Suci serta pembuangan sebagian besar penduduk ke Babel (</w:t>
       </w:r>
-      <w:hyperlink r:id="rId23">
-        <w:r>
-          <w:rPr>
-            <w:lang w:val="id_ID" w:bidi="id_ID"/>
-          </w:rPr>
-          <w:rPr>
-            <w:color w:val="0000EE"/>
-            <w:u w:val="single"/>
-          </w:rPr>
-          <w:t>2Taw. 36:2–21</w:t>
-        </w:r>
-      </w:hyperlink>
+      <w:r>
+        <w:rPr>
+          <w:lang w:val="id_ID" w:bidi="id_ID"/>
+        </w:rPr>
+        <w:t>2Taw. 36:2–21</w:t>
+      </w:r>
       <w:r>
         <w:rPr>
           <w:lang w:val="id_ID" w:bidi="id_ID"/>
@@ -589,18 +523,12 @@
         </w:rPr>
         <w:t>Kisah ini diakhiri dengan secercah harapan: proklamasi Koresh pada 538 Sebelum Masehi yang memungkinkan orang Yahudi kembali ke Yehuda dan membangun kembali Yerusalem (</w:t>
       </w:r>
-      <w:hyperlink r:id="rId24">
-        <w:r>
-          <w:rPr>
-            <w:lang w:val="id_ID" w:bidi="id_ID"/>
-          </w:rPr>
-          <w:rPr>
-            <w:color w:val="0000EE"/>
-            <w:u w:val="single"/>
-          </w:rPr>
-          <w:t>2Taw. 36:22–23</w:t>
-        </w:r>
-      </w:hyperlink>
+      <w:r>
+        <w:rPr>
+          <w:lang w:val="id_ID" w:bidi="id_ID"/>
+        </w:rPr>
+        <w:t>2Taw. 36:22–23</w:t>
+      </w:r>
       <w:r>
         <w:rPr>
           <w:lang w:val="id_ID" w:bidi="id_ID"/>
@@ -712,18 +640,12 @@
         </w:rPr>
         <w:t>Kitab Tawarikh menggambarkan masa Daud dan Salomo sebagai waktu ideal ketika seluruh Israel bersatu dalam ibadah (</w:t>
       </w:r>
-      <w:hyperlink r:id="rId25">
-        <w:r>
-          <w:rPr>
-            <w:lang w:val="id_ID" w:bidi="id_ID"/>
-          </w:rPr>
-          <w:rPr>
-            <w:color w:val="0000EE"/>
-            <w:u w:val="single"/>
-          </w:rPr>
-          <w:t>2Taw. 7:8</w:t>
-        </w:r>
-      </w:hyperlink>
+      <w:r>
+        <w:rPr>
+          <w:lang w:val="id_ID" w:bidi="id_ID"/>
+        </w:rPr>
+        <w:t>2Taw. 7:8</w:t>
+      </w:r>
       <w:r>
         <w:rPr>
           <w:lang w:val="id_ID" w:bidi="id_ID"/>
@@ -744,72 +666,48 @@
         </w:rPr>
         <w:t>Penulis Kitab Tawarikh menganggap pemerintahan Salomo setara dengan Daud, karena Salomo mewujudkan rencana Daud untuk Bait Suci dan ibadah di sana (</w:t>
       </w:r>
-      <w:hyperlink r:id="rId26">
-        <w:r>
-          <w:rPr>
-            <w:lang w:val="id_ID" w:bidi="id_ID"/>
-          </w:rPr>
-          <w:rPr>
-            <w:color w:val="0000EE"/>
-            <w:u w:val="single"/>
-          </w:rPr>
-          <w:t>2Taw. 3:1</w:t>
-        </w:r>
-      </w:hyperlink>
+      <w:r>
+        <w:rPr>
+          <w:lang w:val="id_ID" w:bidi="id_ID"/>
+        </w:rPr>
+        <w:t>2Taw. 3:1</w:t>
+      </w:r>
       <w:r>
         <w:rPr>
           <w:lang w:val="id_ID" w:bidi="id_ID"/>
         </w:rPr>
         <w:t xml:space="preserve">; </w:t>
       </w:r>
-      <w:hyperlink r:id="rId27">
-        <w:r>
-          <w:rPr>
-            <w:lang w:val="id_ID" w:bidi="id_ID"/>
-          </w:rPr>
-          <w:rPr>
-            <w:color w:val="0000EE"/>
-            <w:u w:val="single"/>
-          </w:rPr>
-          <w:t>5:1</w:t>
-        </w:r>
-      </w:hyperlink>
+      <w:r>
+        <w:rPr>
+          <w:lang w:val="id_ID" w:bidi="id_ID"/>
+        </w:rPr>
+        <w:t>5:1</w:t>
+      </w:r>
       <w:r>
         <w:rPr>
           <w:lang w:val="id_ID" w:bidi="id_ID"/>
         </w:rPr>
         <w:t xml:space="preserve">; </w:t>
       </w:r>
-      <w:hyperlink r:id="rId28">
-        <w:r>
-          <w:rPr>
-            <w:lang w:val="id_ID" w:bidi="id_ID"/>
-          </w:rPr>
-          <w:rPr>
-            <w:color w:val="0000EE"/>
-            <w:u w:val="single"/>
-          </w:rPr>
-          <w:t>7:1</w:t>
-        </w:r>
-      </w:hyperlink>
+      <w:r>
+        <w:rPr>
+          <w:lang w:val="id_ID" w:bidi="id_ID"/>
+        </w:rPr>
+        <w:t>7:1</w:t>
+      </w:r>
       <w:r>
         <w:rPr>
           <w:lang w:val="id_ID" w:bidi="id_ID"/>
         </w:rPr>
         <w:t>). Dalam kitab Tawarikh, Daud mengangkat Salomo ke atas takhta dalam sebuah pengumuman di depan umum, dan Salomo menikmati berkat ilahi serta dukungan penuh dari rakyatnya. Penulis Tawarikh tidak menyebutkan upaya kudeta Adonia atau dosa-dosa Salomo, dan ia mengalihkan kesalahan atas perpecahan itu kepada Yerobeam (</w:t>
       </w:r>
-      <w:hyperlink r:id="rId29">
-        <w:r>
-          <w:rPr>
-            <w:lang w:val="id_ID" w:bidi="id_ID"/>
-          </w:rPr>
-          <w:rPr>
-            <w:color w:val="0000EE"/>
-            <w:u w:val="single"/>
-          </w:rPr>
-          <w:t>2Taw. 13:6–7</w:t>
-        </w:r>
-      </w:hyperlink>
+      <w:r>
+        <w:rPr>
+          <w:lang w:val="id_ID" w:bidi="id_ID"/>
+        </w:rPr>
+        <w:t>2Taw. 13:6–7</w:t>
+      </w:r>
       <w:r>
         <w:rPr>
           <w:lang w:val="id_ID" w:bidi="id_ID"/>
@@ -844,90 +742,60 @@
         </w:rPr>
         <w:t>Penulis Kitab Tawarikh juga menggambarkan peristiwa-peristiwa dalam masa pemerintahan Hizkia sebagai solusi untuk masalah kerajaan yang terpecah. Sebelumnya, kerajaan Yehuda di bawah Ahas telah mencapai tingkat ketidaktaatan yang sama seperti Israel (</w:t>
       </w:r>
-      <w:hyperlink r:id="rId30">
-        <w:r>
-          <w:rPr>
-            <w:lang w:val="id_ID" w:bidi="id_ID"/>
-          </w:rPr>
-          <w:rPr>
-            <w:color w:val="0000EE"/>
-            <w:u w:val="single"/>
-          </w:rPr>
-          <w:t>2Taw. 28:2</w:t>
-        </w:r>
-      </w:hyperlink>
+      <w:r>
+        <w:rPr>
+          <w:lang w:val="id_ID" w:bidi="id_ID"/>
+        </w:rPr>
+        <w:t>2Taw. 28:2</w:t>
+      </w:r>
       <w:r>
         <w:rPr>
           <w:lang w:val="id_ID" w:bidi="id_ID"/>
         </w:rPr>
         <w:t xml:space="preserve">, </w:t>
       </w:r>
-      <w:hyperlink r:id="rId31">
-        <w:r>
-          <w:rPr>
-            <w:lang w:val="id_ID" w:bidi="id_ID"/>
-          </w:rPr>
-          <w:rPr>
-            <w:color w:val="0000EE"/>
-            <w:u w:val="single"/>
-          </w:rPr>
-          <w:t>6</w:t>
-        </w:r>
-      </w:hyperlink>
+      <w:r>
+        <w:rPr>
+          <w:lang w:val="id_ID" w:bidi="id_ID"/>
+        </w:rPr>
+        <w:t>6</w:t>
+      </w:r>
       <w:r>
         <w:rPr>
           <w:lang w:val="id_ID" w:bidi="id_ID"/>
         </w:rPr>
         <w:t>), sementara para pemimpin Israel mengakui dosa-dosa mereka (</w:t>
       </w:r>
-      <w:hyperlink r:id="rId32">
-        <w:r>
-          <w:rPr>
-            <w:lang w:val="id_ID" w:bidi="id_ID"/>
-          </w:rPr>
-          <w:rPr>
-            <w:color w:val="0000EE"/>
-            <w:u w:val="single"/>
-          </w:rPr>
-          <w:t>2Taw. 28:13</w:t>
-        </w:r>
-      </w:hyperlink>
+      <w:r>
+        <w:rPr>
+          <w:lang w:val="id_ID" w:bidi="id_ID"/>
+        </w:rPr>
+        <w:t>2Taw. 28:13</w:t>
+      </w:r>
       <w:r>
         <w:rPr>
           <w:lang w:val="id_ID" w:bidi="id_ID"/>
         </w:rPr>
         <w:t>), menunjukkan kesiapan mereka untuk pemulihan. Penulis Kitab Tawarikh kemudian memperkenalkan Hizkia, menggambarkannya secara khas sebagai Salomo kedua. Hizkia mengundang wilayah utara untuk bergabung dalam perayaan Paskah pertama dari pemerintahannya, dan banyak yang merespons (</w:t>
       </w:r>
-      <w:hyperlink r:id="rId33">
-        <w:r>
-          <w:rPr>
-            <w:lang w:val="id_ID" w:bidi="id_ID"/>
-          </w:rPr>
-          <w:rPr>
-            <w:color w:val="0000EE"/>
-            <w:u w:val="single"/>
-          </w:rPr>
-          <w:t>2Taw. 30:11</w:t>
-        </w:r>
-      </w:hyperlink>
+      <w:r>
+        <w:rPr>
+          <w:lang w:val="id_ID" w:bidi="id_ID"/>
+        </w:rPr>
+        <w:t>2Taw. 30:11</w:t>
+      </w:r>
       <w:r>
         <w:rPr>
           <w:lang w:val="id_ID" w:bidi="id_ID"/>
         </w:rPr>
         <w:t>); perayaan serupa belum pernah diadakan sejak zaman Salomo (</w:t>
       </w:r>
-      <w:hyperlink r:id="rId34">
-        <w:r>
-          <w:rPr>
-            <w:lang w:val="id_ID" w:bidi="id_ID"/>
-          </w:rPr>
-          <w:rPr>
-            <w:color w:val="0000EE"/>
-            <w:u w:val="single"/>
-          </w:rPr>
-          <w:t>2Taw. 30:26</w:t>
-        </w:r>
-      </w:hyperlink>
+      <w:r>
+        <w:rPr>
+          <w:lang w:val="id_ID" w:bidi="id_ID"/>
+        </w:rPr>
+        <w:t>2Taw. 30:26</w:t>
+      </w:r>
       <w:r>
         <w:rPr>
           <w:lang w:val="id_ID" w:bidi="id_ID"/>
